--- a/public/press/nota-prasowa/programistok-2026-nota-prasowa.docx
+++ b/public/press/nota-prasowa/programistok-2026-nota-prasowa.docx
@@ -53,6 +53,19 @@
           <w:sz w:val="22"/>
           <w:szCs w:val="22"/>
         </w:rPr>
+        <w:t xml:space="preserve">Programistok jest konferencją not-for-profit, organizowaną przez społeczność i dla społeczności. Tworzą go ludzie z podlaskiego środowiska IT, którzy na co dzień pracują w branży, a nie firma eventowa. Wydarzenie nie jest nastawione na zysk: wpływy z biletów i wsparcie partnerów idą na organizację konferencji, a ewentualna nadwyżka wraca do kolejnej edycji. Program układają praktycy, a prelegenci przyjeżdżają przede wszystkim po to, żeby dzielić się wiedzą. To także dlatego wiedza z konferencji nie zostaje wyłącznie na sali.</w:t>
+      </w:r>
+    </w:p>
+    <w:p>
+      <w:pPr>
+        <w:spacing w:after="160" w:line="276" w:lineRule="auto"/>
+      </w:pPr>
+      <w:r>
+        <w:rPr>
+          <w:rFonts w:ascii="Calibri" w:hAnsi="Calibri"/>
+          <w:sz w:val="22"/>
+          <w:szCs w:val="22"/>
+        </w:rPr>
         <w:t xml:space="preserve">W tym roku organizatorzy rozszerzają tę formułę poza samo IT. Nowa ścieżka Biznes ma odpowiadać na problemy firm związane między innymi z cyfryzacją, automatyzacją, budowaniem produktów i wdrażaniem sztucznej inteligencji.</w:t>
       </w:r>
     </w:p>
@@ -387,6 +400,47 @@
           <w:szCs w:val="22"/>
         </w:rPr>
         <w:t xml:space="preserve">Patronat Honorowy nad konferencją objęła Jej Magnificencja Rektor Politechniki Białostockiej dr hab. inż. Marta Kosior-Kazberuk, prof. PB.</w:t>
+      </w:r>
+    </w:p>
+    <w:p>
+      <w:pPr>
+        <w:spacing w:after="200" w:line="276" w:lineRule="auto"/>
+      </w:pPr>
+      <w:r>
+        <w:rPr>
+          <w:rFonts w:ascii="Calibri" w:hAnsi="Calibri"/>
+          <w:sz w:val="30"/>
+          <w:szCs w:val="30"/>
+          <w:b/>
+        </w:rPr>
+        <w:t xml:space="preserve">Nagrania dla tych, którzy nie dotrą do Białegostoku</w:t>
+      </w:r>
+    </w:p>
+    <w:p>
+      <w:pPr>
+        <w:spacing w:after="160" w:line="276" w:lineRule="auto"/>
+      </w:pPr>
+      <w:r>
+        <w:rPr>
+          <w:rFonts w:ascii="Calibri" w:hAnsi="Calibri"/>
+          <w:sz w:val="22"/>
+          <w:szCs w:val="22"/>
+        </w:rPr>
+        <w:t xml:space="preserve">Programistok od lat oddaje społeczności nagrania wystąpień. Tak będzie i w tym roku: jakiś czas po konferencji nagrania prezentacji trafią bezpłatnie na kanał Programistoku na YouTube, tak jak po poprzednich edycjach. Z wiedzy prelegentów skorzystają dzięki temu również osoby, które nie mogą być na miejscu w Białymstoku.</w:t>
+      </w:r>
+    </w:p>
+    <w:p>
+      <w:pPr>
+        <w:spacing w:after="160" w:line="276" w:lineRule="auto"/>
+      </w:pPr>
+      <w:r>
+        <w:rPr>
+          <w:rFonts w:ascii="Calibri" w:hAnsi="Calibri"/>
+          <w:sz w:val="22"/>
+          <w:szCs w:val="22"/>
+          <w:b/>
+        </w:rPr>
+        <w:t xml:space="preserve">Kanał Programistoku na YouTube: https://www.youtube.com/@programistok</w:t>
       </w:r>
     </w:p>
     <w:p>
